--- a/template.sample.docx
+++ b/template.sample.docx
@@ -459,8 +459,6 @@
         </w:rPr>
         <w:t>}</w:t>
       </w:r>
-      <w:bookmarkStart w:id="0" w:name="_GoBack"/>
-      <w:bookmarkEnd w:id="0"/>
     </w:p>
     <w:tbl>
       <w:tblPr>
@@ -633,10 +631,10 @@
       </w:tblPr>
       <w:tblGrid>
         <w:gridCol w:w="728"/>
-        <w:gridCol w:w="2822"/>
-        <w:gridCol w:w="1833"/>
-        <w:gridCol w:w="1818"/>
-        <w:gridCol w:w="1835"/>
+        <w:gridCol w:w="2808"/>
+        <w:gridCol w:w="1827"/>
+        <w:gridCol w:w="1845"/>
+        <w:gridCol w:w="1828"/>
       </w:tblGrid>
       <w:tr>
         <w:tc>
@@ -792,8 +790,48 @@
                 <w:rFonts w:asciiTheme="minorHAnsi" w:hAnsiTheme="minorHAnsi" w:cstheme="minorHAnsi"/>
                 <w:sz w:val="18"/>
                 <w:szCs w:val="18"/>
-              </w:rPr>
-              <w:t>30 коп.</w:t>
+                <w:lang w:val="en-US"/>
+              </w:rPr>
+              <w:t>{</w:t>
+            </w:r>
+            <w:proofErr w:type="spellStart"/>
+            <w:r>
+              <w:rPr>
+                <w:rFonts w:asciiTheme="minorHAnsi" w:hAnsiTheme="minorHAnsi" w:cstheme="minorHAnsi"/>
+                <w:sz w:val="18"/>
+                <w:szCs w:val="18"/>
+                <w:lang w:val="en-US"/>
+              </w:rPr>
+              <w:t>playtime_cos</w:t>
+            </w:r>
+            <w:bookmarkStart w:id="0" w:name="_GoBack"/>
+            <w:bookmarkEnd w:id="0"/>
+            <w:r>
+              <w:rPr>
+                <w:rFonts w:asciiTheme="minorHAnsi" w:hAnsiTheme="minorHAnsi" w:cstheme="minorHAnsi"/>
+                <w:sz w:val="18"/>
+                <w:szCs w:val="18"/>
+                <w:lang w:val="en-US"/>
+              </w:rPr>
+              <w:t>t</w:t>
+            </w:r>
+            <w:proofErr w:type="spellEnd"/>
+            <w:r>
+              <w:rPr>
+                <w:rFonts w:asciiTheme="minorHAnsi" w:hAnsiTheme="minorHAnsi" w:cstheme="minorHAnsi"/>
+                <w:sz w:val="18"/>
+                <w:szCs w:val="18"/>
+                <w:lang w:val="en-US"/>
+              </w:rPr>
+              <w:t>}</w:t>
+            </w:r>
+            <w:r>
+              <w:rPr>
+                <w:rFonts w:asciiTheme="minorHAnsi" w:hAnsiTheme="minorHAnsi" w:cstheme="minorHAnsi"/>
+                <w:sz w:val="18"/>
+                <w:szCs w:val="18"/>
+              </w:rPr>
+              <w:t xml:space="preserve"> коп.</w:t>
             </w:r>
           </w:p>
         </w:tc>
